--- a/python/Analysis/GluSnFR3-PDGFR summary.docx
+++ b/python/Analysis/GluSnFR3-PDGFR summary.docx
@@ -100,17 +100,15 @@
           </wp:inline>
         </w:drawing>
       </w:r>
-    </w:p>
-    <w:p>
       <w:r>
         <w:rPr>
           <w:noProof/>
         </w:rPr>
         <w:drawing>
-          <wp:inline distT="0" distB="0" distL="0" distR="0" wp14:anchorId="7B7CB487" wp14:editId="2B87BD0C">
-            <wp:extent cx="5934075" cy="3019425"/>
-            <wp:effectExtent l="0" t="0" r="9525" b="9525"/>
-            <wp:docPr id="5" name="Picture 5"/>
+          <wp:inline distT="0" distB="0" distL="0" distR="0" wp14:anchorId="04BB232C" wp14:editId="1A4104CA">
+            <wp:extent cx="5934075" cy="3162300"/>
+            <wp:effectExtent l="0" t="0" r="9525" b="0"/>
+            <wp:docPr id="1" name="Picture 1"/>
             <wp:cNvGraphicFramePr>
               <a:graphicFrameLocks xmlns:a="http://schemas.openxmlformats.org/drawingml/2006/main" noChangeAspect="1"/>
             </wp:cNvGraphicFramePr>
@@ -118,7 +116,7 @@
               <a:graphicData uri="http://schemas.openxmlformats.org/drawingml/2006/picture">
                 <pic:pic xmlns:pic="http://schemas.openxmlformats.org/drawingml/2006/picture">
                   <pic:nvPicPr>
-                    <pic:cNvPr id="0" name="Picture 5"/>
+                    <pic:cNvPr id="0" name="Picture 1"/>
                     <pic:cNvPicPr>
                       <a:picLocks noChangeAspect="1" noChangeArrowheads="1"/>
                     </pic:cNvPicPr>
@@ -139,7 +137,62 @@
                   <pic:spPr bwMode="auto">
                     <a:xfrm>
                       <a:off x="0" y="0"/>
-                      <a:ext cx="5934075" cy="3019425"/>
+                      <a:ext cx="5934075" cy="3162300"/>
+                    </a:xfrm>
+                    <a:prstGeom prst="rect">
+                      <a:avLst/>
+                    </a:prstGeom>
+                    <a:noFill/>
+                    <a:ln>
+                      <a:noFill/>
+                    </a:ln>
+                  </pic:spPr>
+                </pic:pic>
+              </a:graphicData>
+            </a:graphic>
+          </wp:inline>
+        </w:drawing>
+      </w:r>
+    </w:p>
+    <w:p>
+      <w:r>
+        <w:rPr>
+          <w:noProof/>
+        </w:rPr>
+        <w:drawing>
+          <wp:inline distT="0" distB="0" distL="0" distR="0" wp14:anchorId="4EA3B38A" wp14:editId="4136FBF7">
+            <wp:extent cx="5934075" cy="3076575"/>
+            <wp:effectExtent l="0" t="0" r="9525" b="9525"/>
+            <wp:docPr id="2" name="Picture 2"/>
+            <wp:cNvGraphicFramePr>
+              <a:graphicFrameLocks xmlns:a="http://schemas.openxmlformats.org/drawingml/2006/main" noChangeAspect="1"/>
+            </wp:cNvGraphicFramePr>
+            <a:graphic xmlns:a="http://schemas.openxmlformats.org/drawingml/2006/main">
+              <a:graphicData uri="http://schemas.openxmlformats.org/drawingml/2006/picture">
+                <pic:pic xmlns:pic="http://schemas.openxmlformats.org/drawingml/2006/picture">
+                  <pic:nvPicPr>
+                    <pic:cNvPr id="0" name="Picture 2"/>
+                    <pic:cNvPicPr>
+                      <a:picLocks noChangeAspect="1" noChangeArrowheads="1"/>
+                    </pic:cNvPicPr>
+                  </pic:nvPicPr>
+                  <pic:blipFill>
+                    <a:blip r:embed="rId6">
+                      <a:extLst>
+                        <a:ext uri="{28A0092B-C50C-407E-A947-70E740481C1C}">
+                          <a14:useLocalDpi xmlns:a14="http://schemas.microsoft.com/office/drawing/2010/main" val="0"/>
+                        </a:ext>
+                      </a:extLst>
+                    </a:blip>
+                    <a:srcRect/>
+                    <a:stretch>
+                      <a:fillRect/>
+                    </a:stretch>
+                  </pic:blipFill>
+                  <pic:spPr bwMode="auto">
+                    <a:xfrm>
+                      <a:off x="0" y="0"/>
+                      <a:ext cx="5934075" cy="3076575"/>
                     </a:xfrm>
                     <a:prstGeom prst="rect">
                       <a:avLst/>
@@ -184,7 +237,7 @@
                     </pic:cNvPicPr>
                   </pic:nvPicPr>
                   <pic:blipFill>
-                    <a:blip r:embed="rId6" cstate="print">
+                    <a:blip r:embed="rId7" cstate="print">
                       <a:extLst>
                         <a:ext uri="{28A0092B-C50C-407E-A947-70E740481C1C}">
                           <a14:useLocalDpi xmlns:a14="http://schemas.microsoft.com/office/drawing/2010/main" val="0"/>
@@ -223,10 +276,10 @@
         </w:rPr>
         <w:lastRenderedPageBreak/>
         <w:drawing>
-          <wp:inline distT="0" distB="0" distL="0" distR="0" wp14:anchorId="0E47798D" wp14:editId="5D4FCFB9">
-            <wp:extent cx="5934075" cy="3086100"/>
-            <wp:effectExtent l="0" t="0" r="9525" b="0"/>
-            <wp:docPr id="6" name="Picture 6"/>
+          <wp:inline distT="0" distB="0" distL="0" distR="0" wp14:anchorId="0DC0D14B" wp14:editId="255B54A3">
+            <wp:extent cx="5943600" cy="3200400"/>
+            <wp:effectExtent l="0" t="0" r="0" b="0"/>
+            <wp:docPr id="8" name="Picture 8"/>
             <wp:cNvGraphicFramePr>
               <a:graphicFrameLocks xmlns:a="http://schemas.openxmlformats.org/drawingml/2006/main" noChangeAspect="1"/>
             </wp:cNvGraphicFramePr>
@@ -234,60 +287,7 @@
               <a:graphicData uri="http://schemas.openxmlformats.org/drawingml/2006/picture">
                 <pic:pic xmlns:pic="http://schemas.openxmlformats.org/drawingml/2006/picture">
                   <pic:nvPicPr>
-                    <pic:cNvPr id="0" name="Picture 6"/>
-                    <pic:cNvPicPr>
-                      <a:picLocks noChangeAspect="1" noChangeArrowheads="1"/>
-                    </pic:cNvPicPr>
-                  </pic:nvPicPr>
-                  <pic:blipFill>
-                    <a:blip r:embed="rId7">
-                      <a:extLst>
-                        <a:ext uri="{28A0092B-C50C-407E-A947-70E740481C1C}">
-                          <a14:useLocalDpi xmlns:a14="http://schemas.microsoft.com/office/drawing/2010/main" val="0"/>
-                        </a:ext>
-                      </a:extLst>
-                    </a:blip>
-                    <a:srcRect/>
-                    <a:stretch>
-                      <a:fillRect/>
-                    </a:stretch>
-                  </pic:blipFill>
-                  <pic:spPr bwMode="auto">
-                    <a:xfrm>
-                      <a:off x="0" y="0"/>
-                      <a:ext cx="5934075" cy="3086100"/>
-                    </a:xfrm>
-                    <a:prstGeom prst="rect">
-                      <a:avLst/>
-                    </a:prstGeom>
-                    <a:noFill/>
-                    <a:ln>
-                      <a:noFill/>
-                    </a:ln>
-                  </pic:spPr>
-                </pic:pic>
-              </a:graphicData>
-            </a:graphic>
-          </wp:inline>
-        </w:drawing>
-      </w:r>
-      <w:r>
-        <w:rPr>
-          <w:noProof/>
-        </w:rPr>
-        <w:drawing>
-          <wp:inline distT="0" distB="0" distL="0" distR="0" wp14:anchorId="42441BBB" wp14:editId="2781CF08">
-            <wp:extent cx="5943600" cy="2047875"/>
-            <wp:effectExtent l="0" t="0" r="0" b="9525"/>
-            <wp:docPr id="7" name="Picture 7" descr="Chart, histogram&#10;&#10;Description automatically generated"/>
-            <wp:cNvGraphicFramePr>
-              <a:graphicFrameLocks xmlns:a="http://schemas.openxmlformats.org/drawingml/2006/main" noChangeAspect="1"/>
-            </wp:cNvGraphicFramePr>
-            <a:graphic xmlns:a="http://schemas.openxmlformats.org/drawingml/2006/main">
-              <a:graphicData uri="http://schemas.openxmlformats.org/drawingml/2006/picture">
-                <pic:pic xmlns:pic="http://schemas.openxmlformats.org/drawingml/2006/picture">
-                  <pic:nvPicPr>
-                    <pic:cNvPr id="7" name="Picture 7" descr="Chart, histogram&#10;&#10;Description automatically generated"/>
+                    <pic:cNvPr id="0" name="Picture 3"/>
                     <pic:cNvPicPr>
                       <a:picLocks noChangeAspect="1" noChangeArrowheads="1"/>
                     </pic:cNvPicPr>
@@ -308,7 +308,171 @@
                   <pic:spPr bwMode="auto">
                     <a:xfrm>
                       <a:off x="0" y="0"/>
-                      <a:ext cx="5943600" cy="2047875"/>
+                      <a:ext cx="5943600" cy="3200400"/>
+                    </a:xfrm>
+                    <a:prstGeom prst="rect">
+                      <a:avLst/>
+                    </a:prstGeom>
+                    <a:noFill/>
+                    <a:ln>
+                      <a:noFill/>
+                    </a:ln>
+                  </pic:spPr>
+                </pic:pic>
+              </a:graphicData>
+            </a:graphic>
+          </wp:inline>
+        </w:drawing>
+      </w:r>
+      <w:r>
+        <w:rPr>
+          <w:noProof/>
+        </w:rPr>
+        <w:drawing>
+          <wp:inline distT="0" distB="0" distL="0" distR="0" wp14:anchorId="6A3668DE" wp14:editId="44D880AA">
+            <wp:extent cx="3038475" cy="2295875"/>
+            <wp:effectExtent l="0" t="0" r="0" b="9525"/>
+            <wp:docPr id="9" name="Picture 9"/>
+            <wp:cNvGraphicFramePr>
+              <a:graphicFrameLocks xmlns:a="http://schemas.openxmlformats.org/drawingml/2006/main" noChangeAspect="1"/>
+            </wp:cNvGraphicFramePr>
+            <a:graphic xmlns:a="http://schemas.openxmlformats.org/drawingml/2006/main">
+              <a:graphicData uri="http://schemas.openxmlformats.org/drawingml/2006/picture">
+                <pic:pic xmlns:pic="http://schemas.openxmlformats.org/drawingml/2006/picture">
+                  <pic:nvPicPr>
+                    <pic:cNvPr id="0" name="Picture 4"/>
+                    <pic:cNvPicPr>
+                      <a:picLocks noChangeAspect="1" noChangeArrowheads="1"/>
+                    </pic:cNvPicPr>
+                  </pic:nvPicPr>
+                  <pic:blipFill>
+                    <a:blip r:embed="rId9">
+                      <a:extLst>
+                        <a:ext uri="{28A0092B-C50C-407E-A947-70E740481C1C}">
+                          <a14:useLocalDpi xmlns:a14="http://schemas.microsoft.com/office/drawing/2010/main" val="0"/>
+                        </a:ext>
+                      </a:extLst>
+                    </a:blip>
+                    <a:srcRect/>
+                    <a:stretch>
+                      <a:fillRect/>
+                    </a:stretch>
+                  </pic:blipFill>
+                  <pic:spPr bwMode="auto">
+                    <a:xfrm>
+                      <a:off x="0" y="0"/>
+                      <a:ext cx="3055606" cy="2308819"/>
+                    </a:xfrm>
+                    <a:prstGeom prst="rect">
+                      <a:avLst/>
+                    </a:prstGeom>
+                    <a:noFill/>
+                    <a:ln>
+                      <a:noFill/>
+                    </a:ln>
+                  </pic:spPr>
+                </pic:pic>
+              </a:graphicData>
+            </a:graphic>
+          </wp:inline>
+        </w:drawing>
+      </w:r>
+    </w:p>
+    <w:p>
+      <w:r>
+        <w:rPr>
+          <w:noProof/>
+        </w:rPr>
+        <w:drawing>
+          <wp:inline distT="0" distB="0" distL="0" distR="0" wp14:anchorId="23C47D3F" wp14:editId="323940FC">
+            <wp:extent cx="3101042" cy="2343150"/>
+            <wp:effectExtent l="0" t="0" r="4445" b="0"/>
+            <wp:docPr id="10" name="Picture 10"/>
+            <wp:cNvGraphicFramePr>
+              <a:graphicFrameLocks xmlns:a="http://schemas.openxmlformats.org/drawingml/2006/main" noChangeAspect="1"/>
+            </wp:cNvGraphicFramePr>
+            <a:graphic xmlns:a="http://schemas.openxmlformats.org/drawingml/2006/main">
+              <a:graphicData uri="http://schemas.openxmlformats.org/drawingml/2006/picture">
+                <pic:pic xmlns:pic="http://schemas.openxmlformats.org/drawingml/2006/picture">
+                  <pic:nvPicPr>
+                    <pic:cNvPr id="0" name="Picture 5"/>
+                    <pic:cNvPicPr>
+                      <a:picLocks noChangeAspect="1" noChangeArrowheads="1"/>
+                    </pic:cNvPicPr>
+                  </pic:nvPicPr>
+                  <pic:blipFill>
+                    <a:blip r:embed="rId10">
+                      <a:extLst>
+                        <a:ext uri="{28A0092B-C50C-407E-A947-70E740481C1C}">
+                          <a14:useLocalDpi xmlns:a14="http://schemas.microsoft.com/office/drawing/2010/main" val="0"/>
+                        </a:ext>
+                      </a:extLst>
+                    </a:blip>
+                    <a:srcRect/>
+                    <a:stretch>
+                      <a:fillRect/>
+                    </a:stretch>
+                  </pic:blipFill>
+                  <pic:spPr bwMode="auto">
+                    <a:xfrm>
+                      <a:off x="0" y="0"/>
+                      <a:ext cx="3105241" cy="2346323"/>
+                    </a:xfrm>
+                    <a:prstGeom prst="rect">
+                      <a:avLst/>
+                    </a:prstGeom>
+                    <a:noFill/>
+                    <a:ln>
+                      <a:noFill/>
+                    </a:ln>
+                  </pic:spPr>
+                </pic:pic>
+              </a:graphicData>
+            </a:graphic>
+          </wp:inline>
+        </w:drawing>
+      </w:r>
+    </w:p>
+    <w:p>
+      <w:r>
+        <w:rPr>
+          <w:noProof/>
+        </w:rPr>
+        <w:lastRenderedPageBreak/>
+        <w:drawing>
+          <wp:inline distT="0" distB="0" distL="0" distR="0" wp14:anchorId="168749D2" wp14:editId="25FF9374">
+            <wp:extent cx="3590925" cy="2696118"/>
+            <wp:effectExtent l="0" t="0" r="0" b="9525"/>
+            <wp:docPr id="11" name="Picture 11"/>
+            <wp:cNvGraphicFramePr>
+              <a:graphicFrameLocks xmlns:a="http://schemas.openxmlformats.org/drawingml/2006/main" noChangeAspect="1"/>
+            </wp:cNvGraphicFramePr>
+            <a:graphic xmlns:a="http://schemas.openxmlformats.org/drawingml/2006/main">
+              <a:graphicData uri="http://schemas.openxmlformats.org/drawingml/2006/picture">
+                <pic:pic xmlns:pic="http://schemas.openxmlformats.org/drawingml/2006/picture">
+                  <pic:nvPicPr>
+                    <pic:cNvPr id="0" name="Picture 6"/>
+                    <pic:cNvPicPr>
+                      <a:picLocks noChangeAspect="1" noChangeArrowheads="1"/>
+                    </pic:cNvPicPr>
+                  </pic:nvPicPr>
+                  <pic:blipFill>
+                    <a:blip r:embed="rId11">
+                      <a:extLst>
+                        <a:ext uri="{28A0092B-C50C-407E-A947-70E740481C1C}">
+                          <a14:useLocalDpi xmlns:a14="http://schemas.microsoft.com/office/drawing/2010/main" val="0"/>
+                        </a:ext>
+                      </a:extLst>
+                    </a:blip>
+                    <a:srcRect/>
+                    <a:stretch>
+                      <a:fillRect/>
+                    </a:stretch>
+                  </pic:blipFill>
+                  <pic:spPr bwMode="auto">
+                    <a:xfrm>
+                      <a:off x="0" y="0"/>
+                      <a:ext cx="3600157" cy="2703049"/>
                     </a:xfrm>
                     <a:prstGeom prst="rect">
                       <a:avLst/>

--- a/python/Analysis/GluSnFR3-PDGFR summary.docx
+++ b/python/Analysis/GluSnFR3-PDGFR summary.docx
@@ -105,8 +105,8 @@
           <w:noProof/>
         </w:rPr>
         <w:drawing>
-          <wp:inline distT="0" distB="0" distL="0" distR="0" wp14:anchorId="04BB232C" wp14:editId="1A4104CA">
-            <wp:extent cx="5934075" cy="3162300"/>
+          <wp:inline distT="0" distB="0" distL="0" distR="0" wp14:anchorId="554F0EAB" wp14:editId="54F295BB">
+            <wp:extent cx="5934075" cy="3105150"/>
             <wp:effectExtent l="0" t="0" r="9525" b="0"/>
             <wp:docPr id="1" name="Picture 1"/>
             <wp:cNvGraphicFramePr>
@@ -137,7 +137,7 @@
                   <pic:spPr bwMode="auto">
                     <a:xfrm>
                       <a:off x="0" y="0"/>
-                      <a:ext cx="5934075" cy="3162300"/>
+                      <a:ext cx="5934075" cy="3105150"/>
                     </a:xfrm>
                     <a:prstGeom prst="rect">
                       <a:avLst/>
@@ -160,8 +160,8 @@
           <w:noProof/>
         </w:rPr>
         <w:drawing>
-          <wp:inline distT="0" distB="0" distL="0" distR="0" wp14:anchorId="4EA3B38A" wp14:editId="4136FBF7">
-            <wp:extent cx="5934075" cy="3076575"/>
+          <wp:inline distT="0" distB="0" distL="0" distR="0" wp14:anchorId="512DD28B" wp14:editId="58875BEE">
+            <wp:extent cx="5934075" cy="3114675"/>
             <wp:effectExtent l="0" t="0" r="9525" b="9525"/>
             <wp:docPr id="2" name="Picture 2"/>
             <wp:cNvGraphicFramePr>
@@ -192,7 +192,7 @@
                   <pic:spPr bwMode="auto">
                     <a:xfrm>
                       <a:off x="0" y="0"/>
-                      <a:ext cx="5934075" cy="3076575"/>
+                      <a:ext cx="5934075" cy="3114675"/>
                     </a:xfrm>
                     <a:prstGeom prst="rect">
                       <a:avLst/>
@@ -209,8 +209,12 @@
         </w:drawing>
       </w:r>
     </w:p>
+    <w:p/>
+    <w:p/>
+    <w:p/>
     <w:p>
       <w:r>
+        <w:lastRenderedPageBreak/>
         <w:t>DMD2</w:t>
       </w:r>
     </w:p>
@@ -274,10 +278,9 @@
         <w:rPr>
           <w:noProof/>
         </w:rPr>
-        <w:lastRenderedPageBreak/>
         <w:drawing>
-          <wp:inline distT="0" distB="0" distL="0" distR="0" wp14:anchorId="0DC0D14B" wp14:editId="255B54A3">
-            <wp:extent cx="5943600" cy="3200400"/>
+          <wp:inline distT="0" distB="0" distL="0" distR="0" wp14:anchorId="1629B733" wp14:editId="25B3B1DB">
+            <wp:extent cx="5943600" cy="3067050"/>
             <wp:effectExtent l="0" t="0" r="0" b="0"/>
             <wp:docPr id="8" name="Picture 8"/>
             <wp:cNvGraphicFramePr>
@@ -308,7 +311,7 @@
                   <pic:spPr bwMode="auto">
                     <a:xfrm>
                       <a:off x="0" y="0"/>
-                      <a:ext cx="5943600" cy="3200400"/>
+                      <a:ext cx="5943600" cy="3067050"/>
                     </a:xfrm>
                     <a:prstGeom prst="rect">
                       <a:avLst/>
@@ -324,12 +327,14 @@
           </wp:inline>
         </w:drawing>
       </w:r>
+    </w:p>
+    <w:p>
       <w:r>
         <w:rPr>
           <w:noProof/>
         </w:rPr>
         <w:drawing>
-          <wp:inline distT="0" distB="0" distL="0" distR="0" wp14:anchorId="6A3668DE" wp14:editId="44D880AA">
+          <wp:inline distT="0" distB="0" distL="0" distR="0" wp14:anchorId="6A3668DE" wp14:editId="1F59EFE4">
             <wp:extent cx="3038475" cy="2295875"/>
             <wp:effectExtent l="0" t="0" r="0" b="9525"/>
             <wp:docPr id="9" name="Picture 9"/>
@@ -383,6 +388,7 @@
         <w:rPr>
           <w:noProof/>
         </w:rPr>
+        <w:lastRenderedPageBreak/>
         <w:drawing>
           <wp:inline distT="0" distB="0" distL="0" distR="0" wp14:anchorId="23C47D3F" wp14:editId="323940FC">
             <wp:extent cx="3101042" cy="2343150"/>
@@ -438,7 +444,6 @@
         <w:rPr>
           <w:noProof/>
         </w:rPr>
-        <w:lastRenderedPageBreak/>
         <w:drawing>
           <wp:inline distT="0" distB="0" distL="0" distR="0" wp14:anchorId="168749D2" wp14:editId="25FF9374">
             <wp:extent cx="3590925" cy="2696118"/>
@@ -473,6 +478,59 @@
                     <a:xfrm>
                       <a:off x="0" y="0"/>
                       <a:ext cx="3600157" cy="2703049"/>
+                    </a:xfrm>
+                    <a:prstGeom prst="rect">
+                      <a:avLst/>
+                    </a:prstGeom>
+                    <a:noFill/>
+                    <a:ln>
+                      <a:noFill/>
+                    </a:ln>
+                  </pic:spPr>
+                </pic:pic>
+              </a:graphicData>
+            </a:graphic>
+          </wp:inline>
+        </w:drawing>
+      </w:r>
+      <w:r>
+        <w:rPr>
+          <w:noProof/>
+        </w:rPr>
+        <w:drawing>
+          <wp:inline distT="0" distB="0" distL="0" distR="0" wp14:anchorId="0B300FBF" wp14:editId="40D12F68">
+            <wp:extent cx="4118266" cy="2790825"/>
+            <wp:effectExtent l="0" t="0" r="0" b="0"/>
+            <wp:docPr id="5" name="Picture 5"/>
+            <wp:cNvGraphicFramePr>
+              <a:graphicFrameLocks xmlns:a="http://schemas.openxmlformats.org/drawingml/2006/main" noChangeAspect="1"/>
+            </wp:cNvGraphicFramePr>
+            <a:graphic xmlns:a="http://schemas.openxmlformats.org/drawingml/2006/main">
+              <a:graphicData uri="http://schemas.openxmlformats.org/drawingml/2006/picture">
+                <pic:pic xmlns:pic="http://schemas.openxmlformats.org/drawingml/2006/picture">
+                  <pic:nvPicPr>
+                    <pic:cNvPr id="0" name="Picture 1"/>
+                    <pic:cNvPicPr>
+                      <a:picLocks noChangeAspect="1" noChangeArrowheads="1"/>
+                    </pic:cNvPicPr>
+                  </pic:nvPicPr>
+                  <pic:blipFill>
+                    <a:blip r:embed="rId12">
+                      <a:extLst>
+                        <a:ext uri="{28A0092B-C50C-407E-A947-70E740481C1C}">
+                          <a14:useLocalDpi xmlns:a14="http://schemas.microsoft.com/office/drawing/2010/main" val="0"/>
+                        </a:ext>
+                      </a:extLst>
+                    </a:blip>
+                    <a:srcRect/>
+                    <a:stretch>
+                      <a:fillRect/>
+                    </a:stretch>
+                  </pic:blipFill>
+                  <pic:spPr bwMode="auto">
+                    <a:xfrm>
+                      <a:off x="0" y="0"/>
+                      <a:ext cx="4123041" cy="2794061"/>
                     </a:xfrm>
                     <a:prstGeom prst="rect">
                       <a:avLst/>
